--- a/tillsyn/A 61760-2024 tillsynsbegäran.docx
+++ b/tillsyn/A 61760-2024 tillsynsbegäran.docx
@@ -22,7 +22,7 @@
       <w:r>
         <w:drawing>
           <wp:inline xmlns:a="http://schemas.openxmlformats.org/drawingml/2006/main" xmlns:pic="http://schemas.openxmlformats.org/drawingml/2006/picture">
-            <wp:extent cx="5486400" cy="5684363"/>
+            <wp:extent cx="5420384" cy="5724000"/>
             <wp:docPr id="1" name="Picture 1"/>
             <wp:cNvGraphicFramePr>
               <a:graphicFrameLocks noChangeAspect="1"/>
@@ -43,7 +43,7 @@
                   <pic:spPr>
                     <a:xfrm>
                       <a:off x="0" y="0"/>
-                      <a:ext cx="5486400" cy="5684363"/>
+                      <a:ext cx="5420384" cy="5724000"/>
                     </a:xfrm>
                     <a:prstGeom prst="rect"/>
                   </pic:spPr>
@@ -65,7 +65,7 @@
     </w:p>
     <w:p>
       <w:r>
-        <w:t>I och inom 22 meter från avverkningsanmälan finns fynd av 15 naturvårdsarter, varav 13 är rödlistade, 2 är fridlysta, 10 är typiska (T) och 2 är signalarter (S): fläckporing (VU, T), gräddporing (VU, T), gränsticka (VU, T), blanksvart spiklav (NT), dropptaggsvamp (NT, T), kolflarnlav (NT, T), mörk kolflarnlav (NT), nordtagging (NT), talltagel (NT, T), tretåig hackspett (NT, T, §4), vaddporing (NT), vedflamlav (NT), vedskivlav (NT, T), blodticka (S, T) och plattlummer (S, T, §9). Se Figur 1.</w:t>
+        <w:t>I och inom 22 meter från avverkningsanmälan finns fynd av 16 naturvårdsarter, varav 14 är rödlistade, 3 är fridlysta, 11 är typiska (T) och 2 är signalarter (S): fläckporing (VU, T), gräddporing (VU, T), gränsticka (VU, T), blanksvart spiklav (NT), dropptaggsvamp (NT, T), kolflarnlav (NT, T), lavskrika (NT, T, §4), mörk kolflarnlav (NT), nordtagging (NT), talltagel (NT, T), tretåig hackspett (NT, T, §4), vaddporing (NT), vedflamlav (NT), vedskivlav (NT, T), blodticka (S, T) och plattlummer (S, T, §9). Se Figur 1.</w:t>
       </w:r>
     </w:p>
     <w:p>
@@ -220,6 +220,26 @@
         <w:rPr>
           <w:b/>
         </w:rPr>
+        <w:t>Lavskrika (NT, §4)</w:t>
+      </w:r>
+      <w:r>
+        <w:t xml:space="preserve"> är rödlistad som nära hotad och fridlyst enligt 4§ artskyddsförordningen. Den har minskat med 20 (10–30) % under de senaste 15 åren och minskningstakten bedöms vara nära gränsvärdet för sårbar (VU). Lavskrikan är en mycket stationär fågel, som häckar i äldre, slutna och hänglavsrika barrskogar. Nyckelfaktorer är flerskiktad skog med rik undervegetation samt riklig förekomst av hänglavar. Reviren är livslånga med hemområden som varierar mellan 50 och 150 ha. Inom ett revir av hög kvalitet finns det som regel ett eller flera kärnområden (1–20 ha) med relativt tät flerskiktad granskog. Arten missgynnas när flerskiktad skog omförs till enskiktade bestånd och även röjning och hård gallring är starkt negativt. Lavskrikan har relativt stora hemområden och försvinner när den äldre skogen fragmenteras, särskilt allvarligt är när kärnområdena avverkas. Den försvinner successivt framför allt vid dess utbredningsgränser och populationen har minskat kontinuerligt under 2000-talet. Lavskrika är typisk art för </w:t>
+      </w:r>
+      <w:r>
+        <w:rPr>
+          <w:i/>
+        </w:rPr>
+        <w:t>9010 Taiga</w:t>
+      </w:r>
+      <w:r>
+        <w:t xml:space="preserve"> (SLU Artdatabanken, 2026; Skogsstyrelsen 2016).</w:t>
+      </w:r>
+    </w:p>
+    <w:p>
+      <w:r>
+        <w:rPr>
+          <w:b/>
+        </w:rPr>
         <w:t>Mörk kolflarnlav (NT)</w:t>
       </w:r>
       <w:r>
@@ -423,7 +443,7 @@
     </w:p>
     <w:p>
       <w:r>
-        <w:t>Följande typiska arter har sina livsmiljöer och växtplatser i den avverkningsanmälda skogen: fläckporing (VU, T), gräddporing (VU, T), gränsticka (VU, T), dropptaggsvamp (NT, T), kolflarnlav (NT, T), talltagel (NT, T), tretåig hackspett (NT, T, §4), vedskivlav (NT, T), blodticka (S, T) och plattlummer (S, T, §9).</w:t>
+        <w:t>Följande typiska arter har sina livsmiljöer och växtplatser i den avverkningsanmälda skogen: fläckporing (VU, T), gräddporing (VU, T), gränsticka (VU, T), dropptaggsvamp (NT, T), kolflarnlav (NT, T), lavskrika (NT, T, §4), talltagel (NT, T), tretåig hackspett (NT, T, §4), vedskivlav (NT, T), blodticka (S, T) och plattlummer (S, T, §9).</w:t>
       </w:r>
     </w:p>
     <w:p>
@@ -491,6 +511,92 @@
       </w:pPr>
       <w:r>
         <w:t>BILAGA 1 – Fridlysta arter</w:t>
+      </w:r>
+    </w:p>
+    <w:p>
+      <w:pPr>
+        <w:pStyle w:val="Heading1"/>
+      </w:pPr>
+      <w:r>
+        <w:t>Lavskrika – ekologi samt krav på livsmiljön</w:t>
+      </w:r>
+    </w:p>
+    <w:p>
+      <w:r>
+        <w:t>Lavskrika är rödlistad som nära hotad (NT), fridlyst enligt 4 § artskyddsförordningen (2007:845) och ingår i förteckningen över prioriterade arter i Skogsstyrelsens föreskrifter och allmänna råd (SKSFS 2011:7) bilaga 4. Lavskrikan är en mycket stationär fågel, som häckar i äldre, slutna och hänglavsrika barrskogar. Nyckelfaktorer är flerskiktad skog med rik undervegetation samt riklig förekomst av hänglavar (SLU Artdatabanken, 2026).</w:t>
+      </w:r>
+    </w:p>
+    <w:p>
+      <w:r>
+        <w:t xml:space="preserve">I Skogsstyrelsens vägledning för hänsyn till fåglar står bland annat att: </w:t>
+      </w:r>
+      <w:r>
+        <w:rPr>
+          <w:i/>
+        </w:rPr>
+        <w:t>“Reviren är livslånga med hemområden som varierar mellan 50 och 150 ha. Hemområdena har inga fasta gränser utan det handlar mera om de yttre gränserna för familjegruppernas rörelser. Lavskrikan undviker att förflytta sig över stora öppna områden och hemområdesstorleken är därför större i områden fragmenterade av hyggen och yngre skog än i områden med i sammanhängande äldre skog. Det finns studier som antyder att det inom ett revir bör finnas maximalt 15 % öppna ytor och ungskog. Inom ett revir av hög kvalitet finns det som regel ett eller flera kärnområden (1–20 ha) med relativt tät flerskiktad granskog.”</w:t>
+      </w:r>
+      <w:r>
+        <w:t xml:space="preserve"> Vidare att: </w:t>
+      </w:r>
+      <w:r>
+        <w:rPr>
+          <w:i/>
+        </w:rPr>
+        <w:t>“Arten missgynnas när flerskiktad skog omförs till enskiktade bestånd. Även skogsskötsel med återkommande röjning och hård gallring är starkt negativt. Lavskrikan har relativt stora hemområden och försvinner när den äldre skogen fragmenteras, särskilt allvarligt är när kärnområdena avverkas.”</w:t>
+      </w:r>
+      <w:r>
+        <w:t xml:space="preserve"> (Skogsstyrelsen 2016).</w:t>
+      </w:r>
+    </w:p>
+    <w:p>
+      <w:r>
+        <w:t xml:space="preserve">Populationen har minskat med 20 (10–30) % under de senaste 15 åren och minskningstakten bedöms vara nära gränsvärdet för sårbar (VU). Arten försvinner successivt framför allt vid dess utbredningsgränser och populationen har minskat kontinuerligt under 2000-talet. Lavskrika är typisk art för </w:t>
+      </w:r>
+      <w:r>
+        <w:rPr>
+          <w:i/>
+        </w:rPr>
+        <w:t>9010 Taiga</w:t>
+      </w:r>
+      <w:r>
+        <w:t xml:space="preserve"> (SLU Artdatabanken, 2026).</w:t>
+      </w:r>
+    </w:p>
+    <w:p>
+      <w:pPr>
+        <w:pStyle w:val="Heading2"/>
+      </w:pPr>
+      <w:r>
+        <w:t>Referenser – lavskrika</w:t>
+      </w:r>
+    </w:p>
+    <w:p>
+      <w:r>
+        <w:t xml:space="preserve">Skogsstyrelsen, 2016. </w:t>
+      </w:r>
+      <w:r>
+        <w:rPr>
+          <w:i/>
+        </w:rPr>
+        <w:t xml:space="preserve">Vägledning för hänsyn till fåglar – lavskrika. </w:t>
+      </w:r>
+      <w:r>
+        <w:t>https://www.skogsstyrelsen.se/globalassets/lag-och-tillsyn/artskydd/vagledningar-for-hansyn-till-faglar/lavskrika-vagledning-hansyn.pdf</w:t>
+      </w:r>
+    </w:p>
+    <w:p>
+      <w:r>
+        <w:t xml:space="preserve">SLU Artdatabanken, 2026. </w:t>
+      </w:r>
+      <w:r>
+        <w:rPr>
+          <w:i/>
+        </w:rPr>
+        <w:t xml:space="preserve">Artfaktablad. Naturvård – artfakta. </w:t>
+      </w:r>
+      <w:r>
+        <w:t>SLU Artdatabanken, Uppsala</w:t>
       </w:r>
     </w:p>
     <w:p>
@@ -1070,7 +1176,7 @@
     <w:r>
       <w:tab/>
       <w:tab/>
-      <w:t>2026-08-15</w:t>
+      <w:t>2026-08-16</w:t>
       <w:br/>
       <w:br/>
     </w:r>

--- a/tillsyn/A 61760-2024 tillsynsbegäran.docx
+++ b/tillsyn/A 61760-2024 tillsynsbegäran.docx
@@ -1176,7 +1176,7 @@
     <w:r>
       <w:tab/>
       <w:tab/>
-      <w:t>2026-08-16</w:t>
+      <w:t>2026-08-17</w:t>
       <w:br/>
       <w:br/>
     </w:r>

--- a/tillsyn/A 61760-2024 tillsynsbegäran.docx
+++ b/tillsyn/A 61760-2024 tillsynsbegäran.docx
@@ -1176,7 +1176,7 @@
     <w:r>
       <w:tab/>
       <w:tab/>
-      <w:t>2026-08-17</w:t>
+      <w:t>2026-08-18</w:t>
       <w:br/>
       <w:br/>
     </w:r>

--- a/tillsyn/A 61760-2024 tillsynsbegäran.docx
+++ b/tillsyn/A 61760-2024 tillsynsbegäran.docx
@@ -1176,7 +1176,7 @@
     <w:r>
       <w:tab/>
       <w:tab/>
-      <w:t>2026-08-18</w:t>
+      <w:t>2026-08-19</w:t>
       <w:br/>
       <w:br/>
     </w:r>

--- a/tillsyn/A 61760-2024 tillsynsbegäran.docx
+++ b/tillsyn/A 61760-2024 tillsynsbegäran.docx
@@ -1176,7 +1176,7 @@
     <w:r>
       <w:tab/>
       <w:tab/>
-      <w:t>2026-08-19</w:t>
+      <w:t>2026-08-20</w:t>
       <w:br/>
       <w:br/>
     </w:r>

--- a/tillsyn/A 61760-2024 tillsynsbegäran.docx
+++ b/tillsyn/A 61760-2024 tillsynsbegäran.docx
@@ -1176,7 +1176,7 @@
     <w:r>
       <w:tab/>
       <w:tab/>
-      <w:t>2026-08-20</w:t>
+      <w:t>2026-08-21</w:t>
       <w:br/>
       <w:br/>
     </w:r>

--- a/tillsyn/A 61760-2024 tillsynsbegäran.docx
+++ b/tillsyn/A 61760-2024 tillsynsbegäran.docx
@@ -1176,7 +1176,7 @@
     <w:r>
       <w:tab/>
       <w:tab/>
-      <w:t>2026-08-21</w:t>
+      <w:t>2026-08-22</w:t>
       <w:br/>
       <w:br/>
     </w:r>

--- a/tillsyn/A 61760-2024 tillsynsbegäran.docx
+++ b/tillsyn/A 61760-2024 tillsynsbegäran.docx
@@ -1176,7 +1176,7 @@
     <w:r>
       <w:tab/>
       <w:tab/>
-      <w:t>2026-08-22</w:t>
+      <w:t>2026-08-23</w:t>
       <w:br/>
       <w:br/>
     </w:r>

--- a/tillsyn/A 61760-2024 tillsynsbegäran.docx
+++ b/tillsyn/A 61760-2024 tillsynsbegäran.docx
@@ -1176,7 +1176,7 @@
     <w:r>
       <w:tab/>
       <w:tab/>
-      <w:t>2026-08-23</w:t>
+      <w:t>2026-08-24</w:t>
       <w:br/>
       <w:br/>
     </w:r>

--- a/tillsyn/A 61760-2024 tillsynsbegäran.docx
+++ b/tillsyn/A 61760-2024 tillsynsbegäran.docx
@@ -1176,7 +1176,7 @@
     <w:r>
       <w:tab/>
       <w:tab/>
-      <w:t>2026-08-24</w:t>
+      <w:t>2026-08-25</w:t>
       <w:br/>
       <w:br/>
     </w:r>

--- a/tillsyn/A 61760-2024 tillsynsbegäran.docx
+++ b/tillsyn/A 61760-2024 tillsynsbegäran.docx
@@ -1176,7 +1176,7 @@
     <w:r>
       <w:tab/>
       <w:tab/>
-      <w:t>2026-08-25</w:t>
+      <w:t>2026-08-26</w:t>
       <w:br/>
       <w:br/>
     </w:r>

--- a/tillsyn/A 61760-2024 tillsynsbegäran.docx
+++ b/tillsyn/A 61760-2024 tillsynsbegäran.docx
@@ -1176,7 +1176,7 @@
     <w:r>
       <w:tab/>
       <w:tab/>
-      <w:t>2026-08-26</w:t>
+      <w:t>2026-08-27</w:t>
       <w:br/>
       <w:br/>
     </w:r>

--- a/tillsyn/A 61760-2024 tillsynsbegäran.docx
+++ b/tillsyn/A 61760-2024 tillsynsbegäran.docx
@@ -1176,7 +1176,7 @@
     <w:r>
       <w:tab/>
       <w:tab/>
-      <w:t>2026-08-27</w:t>
+      <w:t>2026-08-28</w:t>
       <w:br/>
       <w:br/>
     </w:r>

--- a/tillsyn/A 61760-2024 tillsynsbegäran.docx
+++ b/tillsyn/A 61760-2024 tillsynsbegäran.docx
@@ -1176,7 +1176,7 @@
     <w:r>
       <w:tab/>
       <w:tab/>
-      <w:t>2026-08-28</w:t>
+      <w:t>2026-08-29</w:t>
       <w:br/>
       <w:br/>
     </w:r>

--- a/tillsyn/A 61760-2024 tillsynsbegäran.docx
+++ b/tillsyn/A 61760-2024 tillsynsbegäran.docx
@@ -1176,7 +1176,7 @@
     <w:r>
       <w:tab/>
       <w:tab/>
-      <w:t>2026-08-29</w:t>
+      <w:t>2026-08-31</w:t>
       <w:br/>
       <w:br/>
     </w:r>

--- a/tillsyn/A 61760-2024 tillsynsbegäran.docx
+++ b/tillsyn/A 61760-2024 tillsynsbegäran.docx
@@ -1176,7 +1176,7 @@
     <w:r>
       <w:tab/>
       <w:tab/>
-      <w:t>2026-08-31</w:t>
+      <w:t>2026-09-01</w:t>
       <w:br/>
       <w:br/>
     </w:r>

--- a/tillsyn/A 61760-2024 tillsynsbegäran.docx
+++ b/tillsyn/A 61760-2024 tillsynsbegäran.docx
@@ -1176,7 +1176,7 @@
     <w:r>
       <w:tab/>
       <w:tab/>
-      <w:t>2026-09-01</w:t>
+      <w:t>2026-09-02</w:t>
       <w:br/>
       <w:br/>
     </w:r>

--- a/tillsyn/A 61760-2024 tillsynsbegäran.docx
+++ b/tillsyn/A 61760-2024 tillsynsbegäran.docx
@@ -1176,7 +1176,7 @@
     <w:r>
       <w:tab/>
       <w:tab/>
-      <w:t>2026-09-02</w:t>
+      <w:t>2026-09-03</w:t>
       <w:br/>
       <w:br/>
     </w:r>

--- a/tillsyn/A 61760-2024 tillsynsbegäran.docx
+++ b/tillsyn/A 61760-2024 tillsynsbegäran.docx
@@ -1176,7 +1176,7 @@
     <w:r>
       <w:tab/>
       <w:tab/>
-      <w:t>2026-09-03</w:t>
+      <w:t>2026-09-04</w:t>
       <w:br/>
       <w:br/>
     </w:r>

--- a/tillsyn/A 61760-2024 tillsynsbegäran.docx
+++ b/tillsyn/A 61760-2024 tillsynsbegäran.docx
@@ -1176,7 +1176,7 @@
     <w:r>
       <w:tab/>
       <w:tab/>
-      <w:t>2026-09-04</w:t>
+      <w:t>2026-09-05</w:t>
       <w:br/>
       <w:br/>
     </w:r>

--- a/tillsyn/A 61760-2024 tillsynsbegäran.docx
+++ b/tillsyn/A 61760-2024 tillsynsbegäran.docx
@@ -1176,7 +1176,7 @@
     <w:r>
       <w:tab/>
       <w:tab/>
-      <w:t>2026-09-05</w:t>
+      <w:t>2026-09-06</w:t>
       <w:br/>
       <w:br/>
     </w:r>

--- a/tillsyn/A 61760-2024 tillsynsbegäran.docx
+++ b/tillsyn/A 61760-2024 tillsynsbegäran.docx
@@ -1176,7 +1176,7 @@
     <w:r>
       <w:tab/>
       <w:tab/>
-      <w:t>2026-09-06</w:t>
+      <w:t>2026-09-07</w:t>
       <w:br/>
       <w:br/>
     </w:r>

--- a/tillsyn/A 61760-2024 tillsynsbegäran.docx
+++ b/tillsyn/A 61760-2024 tillsynsbegäran.docx
@@ -1176,7 +1176,7 @@
     <w:r>
       <w:tab/>
       <w:tab/>
-      <w:t>2026-09-07</w:t>
+      <w:t>2026-09-08</w:t>
       <w:br/>
       <w:br/>
     </w:r>

--- a/tillsyn/A 61760-2024 tillsynsbegäran.docx
+++ b/tillsyn/A 61760-2024 tillsynsbegäran.docx
@@ -1176,7 +1176,7 @@
     <w:r>
       <w:tab/>
       <w:tab/>
-      <w:t>2026-09-08</w:t>
+      <w:t>2026-09-09</w:t>
       <w:br/>
       <w:br/>
     </w:r>

--- a/tillsyn/A 61760-2024 tillsynsbegäran.docx
+++ b/tillsyn/A 61760-2024 tillsynsbegäran.docx
@@ -1176,7 +1176,7 @@
     <w:r>
       <w:tab/>
       <w:tab/>
-      <w:t>2026-09-09</w:t>
+      <w:t>2026-09-10</w:t>
       <w:br/>
       <w:br/>
     </w:r>

--- a/tillsyn/A 61760-2024 tillsynsbegäran.docx
+++ b/tillsyn/A 61760-2024 tillsynsbegäran.docx
@@ -1176,7 +1176,7 @@
     <w:r>
       <w:tab/>
       <w:tab/>
-      <w:t>2026-09-10</w:t>
+      <w:t>2026-09-11</w:t>
       <w:br/>
       <w:br/>
     </w:r>

--- a/tillsyn/A 61760-2024 tillsynsbegäran.docx
+++ b/tillsyn/A 61760-2024 tillsynsbegäran.docx
@@ -1176,7 +1176,7 @@
     <w:r>
       <w:tab/>
       <w:tab/>
-      <w:t>2026-09-11</w:t>
+      <w:t>2026-09-12</w:t>
       <w:br/>
       <w:br/>
     </w:r>
